--- a/docs/word/11 - Fluxo de solicitações de desbloqueio.docx
+++ b/docs/word/11 - Fluxo de solicitações de desbloqueio.docx
@@ -118,11 +118,11 @@
       <w:pPr>
         <w:pStyle w:val="Heading1"/>
       </w:pPr>
-      <w:bookmarkStart w:name="_Toc101" w:id="101"/>
+      <w:bookmarkStart w:name="_Toc102" w:id="102"/>
       <w:r>
         <w:t xml:space="preserve">Sumário</w:t>
       </w:r>
-      <w:bookmarkEnd w:id="101"/>
+      <w:bookmarkEnd w:id="102"/>
     </w:p>
     <w:p>
       <w:r>
@@ -153,7 +153,7 @@
             <w:instrText xml:space="preserve">TOC \h \o "1-2"</w:instrText>
             <w:fldChar w:fldCharType="separate"/>
           </w:r>
-          <w:hyperlink w:history="1" w:anchor="_Toc101">
+          <w:hyperlink w:history="1" w:anchor="_Toc102">
             <w:r>
               <w:t xml:space="preserve">Sumário</w:t>
             </w:r>
@@ -162,7 +162,7 @@
             </w:r>
             <w:r>
               <w:fldChar w:fldCharType="begin" w:dirty="true"/>
-              <w:instrText xml:space="preserve">PAGEREF _Toc101 \h</w:instrText>
+              <w:instrText xml:space="preserve">PAGEREF _Toc102 \h</w:instrText>
               <w:fldChar w:fldCharType="separate"/>
               <w:fldChar w:fldCharType="end"/>
             </w:r>
@@ -175,32 +175,9 @@
               <w:tab w:val="right" w:pos="9638" w:leader="dot"/>
             </w:tabs>
           </w:pPr>
-          <w:hyperlink w:history="1" w:anchor="_Toc102">
+          <w:hyperlink w:history="1" w:anchor="_Toc103">
             <w:r>
               <w:t xml:space="preserve">Workflow CNN Painel - Solicitações</w:t>
-            </w:r>
-            <w:r>
-              <w:tab/>
-            </w:r>
-            <w:r>
-              <w:fldChar w:fldCharType="begin" w:dirty="true"/>
-              <w:instrText xml:space="preserve">PAGEREF _Toc102 \h</w:instrText>
-              <w:fldChar w:fldCharType="separate"/>
-              <w:fldChar w:fldCharType="end"/>
-            </w:r>
-          </w:hyperlink>
-        </w:p>
-        <w:p>
-          <w:pPr>
-            <w:pStyle w:val="TOC2"/>
-            <w:tabs>
-              <w:tab w:val="right" w:pos="9638" w:leader="dot"/>
-            </w:tabs>
-            <w:ind w:left="220"/>
-          </w:pPr>
-          <w:hyperlink w:history="1" w:anchor="_Toc103">
-            <w:r>
-              <w:t xml:space="preserve">Para que serve</w:t>
             </w:r>
             <w:r>
               <w:tab/>
@@ -223,7 +200,7 @@
           </w:pPr>
           <w:hyperlink w:history="1" w:anchor="_Toc104">
             <w:r>
-              <w:t xml:space="preserve">Quando roda</w:t>
+              <w:t xml:space="preserve">Para que serve</w:t>
             </w:r>
             <w:r>
               <w:tab/>
@@ -246,7 +223,7 @@
           </w:pPr>
           <w:hyperlink w:history="1" w:anchor="_Toc105">
             <w:r>
-              <w:t xml:space="preserve">Fluxograma</w:t>
+              <w:t xml:space="preserve">Quando roda</w:t>
             </w:r>
             <w:r>
               <w:tab/>
@@ -269,7 +246,7 @@
           </w:pPr>
           <w:hyperlink w:history="1" w:anchor="_Toc106">
             <w:r>
-              <w:t xml:space="preserve">Situações da solicitação</w:t>
+              <w:t xml:space="preserve">Fluxograma</w:t>
             </w:r>
             <w:r>
               <w:tab/>
@@ -292,7 +269,7 @@
           </w:pPr>
           <w:hyperlink w:history="1" w:anchor="_Toc107">
             <w:r>
-              <w:t xml:space="preserve">Ações</w:t>
+              <w:t xml:space="preserve">Situações da solicitação</w:t>
             </w:r>
             <w:r>
               <w:tab/>
@@ -315,7 +292,7 @@
           </w:pPr>
           <w:hyperlink w:history="1" w:anchor="_Toc108">
             <w:r>
-              <w:t xml:space="preserve">Quem pode receber solicitação</w:t>
+              <w:t xml:space="preserve">Ações</w:t>
             </w:r>
             <w:r>
               <w:tab/>
@@ -338,7 +315,7 @@
           </w:pPr>
           <w:hyperlink w:history="1" w:anchor="_Toc109">
             <w:r>
-              <w:t xml:space="preserve">Liberar a partir da solicitação (workflow Ações)</w:t>
+              <w:t xml:space="preserve">Quem pode receber solicitação</w:t>
             </w:r>
             <w:r>
               <w:tab/>
@@ -361,7 +338,7 @@
           </w:pPr>
           <w:hyperlink w:history="1" w:anchor="_Toc110">
             <w:r>
-              <w:t xml:space="preserve">Na tela</w:t>
+              <w:t xml:space="preserve">Liberar a partir da solicitação (workflow Ações)</w:t>
             </w:r>
             <w:r>
               <w:tab/>
@@ -369,6 +346,29 @@
             <w:r>
               <w:fldChar w:fldCharType="begin" w:dirty="true"/>
               <w:instrText xml:space="preserve">PAGEREF _Toc110 \h</w:instrText>
+              <w:fldChar w:fldCharType="separate"/>
+              <w:fldChar w:fldCharType="end"/>
+            </w:r>
+          </w:hyperlink>
+        </w:p>
+        <w:p>
+          <w:pPr>
+            <w:pStyle w:val="TOC2"/>
+            <w:tabs>
+              <w:tab w:val="right" w:pos="9638" w:leader="dot"/>
+            </w:tabs>
+            <w:ind w:left="220"/>
+          </w:pPr>
+          <w:hyperlink w:history="1" w:anchor="_Toc111">
+            <w:r>
+              <w:t xml:space="preserve">Na tela</w:t>
+            </w:r>
+            <w:r>
+              <w:tab/>
+            </w:r>
+            <w:r>
+              <w:fldChar w:fldCharType="begin" w:dirty="true"/>
+              <w:instrText xml:space="preserve">PAGEREF _Toc111 \h</w:instrText>
               <w:fldChar w:fldCharType="separate"/>
               <w:fldChar w:fldCharType="end"/>
             </w:r>
@@ -386,11 +386,11 @@
         <w:pStyle w:val="Heading1"/>
         <w:pageBreakBefore/>
       </w:pPr>
-      <w:bookmarkStart w:name="_Toc102" w:id="102"/>
+      <w:bookmarkStart w:name="_Toc103" w:id="103"/>
       <w:r>
         <w:t xml:space="preserve">Workflow CNN Painel - Solicitações</w:t>
       </w:r>
-      <w:bookmarkEnd w:id="102"/>
+      <w:bookmarkEnd w:id="103"/>
     </w:p>
     <w:p>
       <w:pPr>
@@ -440,11 +440,11 @@
       <w:pPr>
         <w:pStyle w:val="Heading2"/>
       </w:pPr>
-      <w:bookmarkStart w:name="_Toc103" w:id="103"/>
+      <w:bookmarkStart w:name="_Toc104" w:id="104"/>
       <w:r>
         <w:t xml:space="preserve">Para que serve</w:t>
       </w:r>
-      <w:bookmarkEnd w:id="103"/>
+      <w:bookmarkEnd w:id="104"/>
     </w:p>
     <w:p>
       <w:pPr>
@@ -623,11 +623,11 @@
       <w:pPr>
         <w:pStyle w:val="Heading2"/>
       </w:pPr>
-      <w:bookmarkStart w:name="_Toc104" w:id="104"/>
+      <w:bookmarkStart w:name="_Toc105" w:id="105"/>
       <w:r>
         <w:t xml:space="preserve">Quando roda</w:t>
       </w:r>
-      <w:bookmarkEnd w:id="104"/>
+      <w:bookmarkEnd w:id="105"/>
     </w:p>
     <w:tbl>
       <w:tblPr>
@@ -1284,11 +1284,11 @@
       <w:pPr>
         <w:pStyle w:val="Heading2"/>
       </w:pPr>
-      <w:bookmarkStart w:name="_Toc105" w:id="105"/>
+      <w:bookmarkStart w:name="_Toc106" w:id="106"/>
       <w:r>
         <w:t xml:space="preserve">Fluxograma</w:t>
       </w:r>
-      <w:bookmarkEnd w:id="105"/>
+      <w:bookmarkEnd w:id="106"/>
     </w:p>
     <w:p>
       <w:pPr>
@@ -1340,11 +1340,11 @@
       <w:pPr>
         <w:pStyle w:val="Heading2"/>
       </w:pPr>
-      <w:bookmarkStart w:name="_Toc106" w:id="106"/>
+      <w:bookmarkStart w:name="_Toc107" w:id="107"/>
       <w:r>
         <w:t xml:space="preserve">Situações da solicitação</w:t>
       </w:r>
-      <w:bookmarkEnd w:id="106"/>
+      <w:bookmarkEnd w:id="107"/>
     </w:p>
     <w:p>
       <w:pPr>
@@ -2080,11 +2080,11 @@
       <w:pPr>
         <w:pStyle w:val="Heading2"/>
       </w:pPr>
-      <w:bookmarkStart w:name="_Toc107" w:id="107"/>
+      <w:bookmarkStart w:name="_Toc108" w:id="108"/>
       <w:r>
         <w:t xml:space="preserve">Ações</w:t>
       </w:r>
-      <w:bookmarkEnd w:id="107"/>
+      <w:bookmarkEnd w:id="108"/>
     </w:p>
     <w:tbl>
       <w:tblPr>
@@ -3188,11 +3188,11 @@
       <w:pPr>
         <w:pStyle w:val="Heading2"/>
       </w:pPr>
-      <w:bookmarkStart w:name="_Toc108" w:id="108"/>
+      <w:bookmarkStart w:name="_Toc109" w:id="109"/>
       <w:r>
         <w:t xml:space="preserve">Quem pode receber solicitação</w:t>
       </w:r>
-      <w:bookmarkEnd w:id="108"/>
+      <w:bookmarkEnd w:id="109"/>
     </w:p>
     <w:p>
       <w:pPr>
@@ -3329,11 +3329,11 @@
       <w:pPr>
         <w:pStyle w:val="Heading2"/>
       </w:pPr>
-      <w:bookmarkStart w:name="_Toc109" w:id="109"/>
+      <w:bookmarkStart w:name="_Toc110" w:id="110"/>
       <w:r>
         <w:t xml:space="preserve">Liberar a partir da solicitação (workflow Ações)</w:t>
       </w:r>
-      <w:bookmarkEnd w:id="109"/>
+      <w:bookmarkEnd w:id="110"/>
     </w:p>
     <w:p>
       <w:pPr>
@@ -3657,11 +3657,11 @@
       <w:pPr>
         <w:pStyle w:val="Heading2"/>
       </w:pPr>
-      <w:bookmarkStart w:name="_Toc110" w:id="110"/>
+      <w:bookmarkStart w:name="_Toc111" w:id="111"/>
       <w:r>
         <w:t xml:space="preserve">Na tela</w:t>
       </w:r>
-      <w:bookmarkEnd w:id="110"/>
+      <w:bookmarkEnd w:id="111"/>
     </w:p>
     <w:p>
       <w:pPr>

--- a/docs/word/11 - Fluxo de solicitações de desbloqueio.docx
+++ b/docs/word/11 - Fluxo de solicitações de desbloqueio.docx
@@ -12,7 +12,7 @@
           <wp:inline distT="0" distB="0" distL="0" distR="0">
             <wp:extent cx="2286000" cy="847725"/>
             <wp:effectExtent t="0" r="0" b="0" l="0"/>
-            <wp:docPr id="30" name="" descr="" title=""/>
+            <wp:docPr id="31" name="" descr="" title=""/>
             <wp:cNvGraphicFramePr>
               <a:graphicFrameLocks xmlns:a="http://schemas.openxmlformats.org/drawingml/2006/main" noChangeAspect="1"/>
             </wp:cNvGraphicFramePr>
@@ -92,7 +92,7 @@
           <w:sz w:val="22"/>
           <w:szCs w:val="22"/>
         </w:rPr>
-        <w:t xml:space="preserve">Atualizado em 23 de outubro de 2026</w:t>
+        <w:t xml:space="preserve">Atualizado em 28 de outubro de 2026</w:t>
       </w:r>
     </w:p>
     <w:p>
@@ -118,11 +118,11 @@
       <w:pPr>
         <w:pStyle w:val="Heading1"/>
       </w:pPr>
-      <w:bookmarkStart w:name="_Toc102" w:id="102"/>
+      <w:bookmarkStart w:name="_Toc109" w:id="109"/>
       <w:r>
         <w:t xml:space="preserve">Sumário</w:t>
       </w:r>
-      <w:bookmarkEnd w:id="102"/>
+      <w:bookmarkEnd w:id="109"/>
     </w:p>
     <w:p>
       <w:r>
@@ -153,7 +153,7 @@
             <w:instrText xml:space="preserve">TOC \h \o "1-2"</w:instrText>
             <w:fldChar w:fldCharType="separate"/>
           </w:r>
-          <w:hyperlink w:history="1" w:anchor="_Toc102">
+          <w:hyperlink w:history="1" w:anchor="_Toc109">
             <w:r>
               <w:t xml:space="preserve">Sumário</w:t>
             </w:r>
@@ -162,7 +162,7 @@
             </w:r>
             <w:r>
               <w:fldChar w:fldCharType="begin" w:dirty="true"/>
-              <w:instrText xml:space="preserve">PAGEREF _Toc102 \h</w:instrText>
+              <w:instrText xml:space="preserve">PAGEREF _Toc109 \h</w:instrText>
               <w:fldChar w:fldCharType="separate"/>
               <w:fldChar w:fldCharType="end"/>
             </w:r>
@@ -175,170 +175,9 @@
               <w:tab w:val="right" w:pos="9638" w:leader="dot"/>
             </w:tabs>
           </w:pPr>
-          <w:hyperlink w:history="1" w:anchor="_Toc103">
+          <w:hyperlink w:history="1" w:anchor="_Toc110">
             <w:r>
               <w:t xml:space="preserve">Workflow CNN Painel - Solicitações</w:t>
-            </w:r>
-            <w:r>
-              <w:tab/>
-            </w:r>
-            <w:r>
-              <w:fldChar w:fldCharType="begin" w:dirty="true"/>
-              <w:instrText xml:space="preserve">PAGEREF _Toc103 \h</w:instrText>
-              <w:fldChar w:fldCharType="separate"/>
-              <w:fldChar w:fldCharType="end"/>
-            </w:r>
-          </w:hyperlink>
-        </w:p>
-        <w:p>
-          <w:pPr>
-            <w:pStyle w:val="TOC2"/>
-            <w:tabs>
-              <w:tab w:val="right" w:pos="9638" w:leader="dot"/>
-            </w:tabs>
-            <w:ind w:left="220"/>
-          </w:pPr>
-          <w:hyperlink w:history="1" w:anchor="_Toc104">
-            <w:r>
-              <w:t xml:space="preserve">Para que serve</w:t>
-            </w:r>
-            <w:r>
-              <w:tab/>
-            </w:r>
-            <w:r>
-              <w:fldChar w:fldCharType="begin" w:dirty="true"/>
-              <w:instrText xml:space="preserve">PAGEREF _Toc104 \h</w:instrText>
-              <w:fldChar w:fldCharType="separate"/>
-              <w:fldChar w:fldCharType="end"/>
-            </w:r>
-          </w:hyperlink>
-        </w:p>
-        <w:p>
-          <w:pPr>
-            <w:pStyle w:val="TOC2"/>
-            <w:tabs>
-              <w:tab w:val="right" w:pos="9638" w:leader="dot"/>
-            </w:tabs>
-            <w:ind w:left="220"/>
-          </w:pPr>
-          <w:hyperlink w:history="1" w:anchor="_Toc105">
-            <w:r>
-              <w:t xml:space="preserve">Quando roda</w:t>
-            </w:r>
-            <w:r>
-              <w:tab/>
-            </w:r>
-            <w:r>
-              <w:fldChar w:fldCharType="begin" w:dirty="true"/>
-              <w:instrText xml:space="preserve">PAGEREF _Toc105 \h</w:instrText>
-              <w:fldChar w:fldCharType="separate"/>
-              <w:fldChar w:fldCharType="end"/>
-            </w:r>
-          </w:hyperlink>
-        </w:p>
-        <w:p>
-          <w:pPr>
-            <w:pStyle w:val="TOC2"/>
-            <w:tabs>
-              <w:tab w:val="right" w:pos="9638" w:leader="dot"/>
-            </w:tabs>
-            <w:ind w:left="220"/>
-          </w:pPr>
-          <w:hyperlink w:history="1" w:anchor="_Toc106">
-            <w:r>
-              <w:t xml:space="preserve">Fluxograma</w:t>
-            </w:r>
-            <w:r>
-              <w:tab/>
-            </w:r>
-            <w:r>
-              <w:fldChar w:fldCharType="begin" w:dirty="true"/>
-              <w:instrText xml:space="preserve">PAGEREF _Toc106 \h</w:instrText>
-              <w:fldChar w:fldCharType="separate"/>
-              <w:fldChar w:fldCharType="end"/>
-            </w:r>
-          </w:hyperlink>
-        </w:p>
-        <w:p>
-          <w:pPr>
-            <w:pStyle w:val="TOC2"/>
-            <w:tabs>
-              <w:tab w:val="right" w:pos="9638" w:leader="dot"/>
-            </w:tabs>
-            <w:ind w:left="220"/>
-          </w:pPr>
-          <w:hyperlink w:history="1" w:anchor="_Toc107">
-            <w:r>
-              <w:t xml:space="preserve">Situações da solicitação</w:t>
-            </w:r>
-            <w:r>
-              <w:tab/>
-            </w:r>
-            <w:r>
-              <w:fldChar w:fldCharType="begin" w:dirty="true"/>
-              <w:instrText xml:space="preserve">PAGEREF _Toc107 \h</w:instrText>
-              <w:fldChar w:fldCharType="separate"/>
-              <w:fldChar w:fldCharType="end"/>
-            </w:r>
-          </w:hyperlink>
-        </w:p>
-        <w:p>
-          <w:pPr>
-            <w:pStyle w:val="TOC2"/>
-            <w:tabs>
-              <w:tab w:val="right" w:pos="9638" w:leader="dot"/>
-            </w:tabs>
-            <w:ind w:left="220"/>
-          </w:pPr>
-          <w:hyperlink w:history="1" w:anchor="_Toc108">
-            <w:r>
-              <w:t xml:space="preserve">Ações</w:t>
-            </w:r>
-            <w:r>
-              <w:tab/>
-            </w:r>
-            <w:r>
-              <w:fldChar w:fldCharType="begin" w:dirty="true"/>
-              <w:instrText xml:space="preserve">PAGEREF _Toc108 \h</w:instrText>
-              <w:fldChar w:fldCharType="separate"/>
-              <w:fldChar w:fldCharType="end"/>
-            </w:r>
-          </w:hyperlink>
-        </w:p>
-        <w:p>
-          <w:pPr>
-            <w:pStyle w:val="TOC2"/>
-            <w:tabs>
-              <w:tab w:val="right" w:pos="9638" w:leader="dot"/>
-            </w:tabs>
-            <w:ind w:left="220"/>
-          </w:pPr>
-          <w:hyperlink w:history="1" w:anchor="_Toc109">
-            <w:r>
-              <w:t xml:space="preserve">Quem pode receber solicitação</w:t>
-            </w:r>
-            <w:r>
-              <w:tab/>
-            </w:r>
-            <w:r>
-              <w:fldChar w:fldCharType="begin" w:dirty="true"/>
-              <w:instrText xml:space="preserve">PAGEREF _Toc109 \h</w:instrText>
-              <w:fldChar w:fldCharType="separate"/>
-              <w:fldChar w:fldCharType="end"/>
-            </w:r>
-          </w:hyperlink>
-        </w:p>
-        <w:p>
-          <w:pPr>
-            <w:pStyle w:val="TOC2"/>
-            <w:tabs>
-              <w:tab w:val="right" w:pos="9638" w:leader="dot"/>
-            </w:tabs>
-            <w:ind w:left="220"/>
-          </w:pPr>
-          <w:hyperlink w:history="1" w:anchor="_Toc110">
-            <w:r>
-              <w:t xml:space="preserve">Liberar a partir da solicitação (workflow Ações)</w:t>
             </w:r>
             <w:r>
               <w:tab/>
@@ -361,7 +200,7 @@
           </w:pPr>
           <w:hyperlink w:history="1" w:anchor="_Toc111">
             <w:r>
-              <w:t xml:space="preserve">Na tela</w:t>
+              <w:t xml:space="preserve">Para que serve</w:t>
             </w:r>
             <w:r>
               <w:tab/>
@@ -369,6 +208,190 @@
             <w:r>
               <w:fldChar w:fldCharType="begin" w:dirty="true"/>
               <w:instrText xml:space="preserve">PAGEREF _Toc111 \h</w:instrText>
+              <w:fldChar w:fldCharType="separate"/>
+              <w:fldChar w:fldCharType="end"/>
+            </w:r>
+          </w:hyperlink>
+        </w:p>
+        <w:p>
+          <w:pPr>
+            <w:pStyle w:val="TOC2"/>
+            <w:tabs>
+              <w:tab w:val="right" w:pos="9638" w:leader="dot"/>
+            </w:tabs>
+            <w:ind w:left="220"/>
+          </w:pPr>
+          <w:hyperlink w:history="1" w:anchor="_Toc112">
+            <w:r>
+              <w:t xml:space="preserve">Quando roda</w:t>
+            </w:r>
+            <w:r>
+              <w:tab/>
+            </w:r>
+            <w:r>
+              <w:fldChar w:fldCharType="begin" w:dirty="true"/>
+              <w:instrText xml:space="preserve">PAGEREF _Toc112 \h</w:instrText>
+              <w:fldChar w:fldCharType="separate"/>
+              <w:fldChar w:fldCharType="end"/>
+            </w:r>
+          </w:hyperlink>
+        </w:p>
+        <w:p>
+          <w:pPr>
+            <w:pStyle w:val="TOC2"/>
+            <w:tabs>
+              <w:tab w:val="right" w:pos="9638" w:leader="dot"/>
+            </w:tabs>
+            <w:ind w:left="220"/>
+          </w:pPr>
+          <w:hyperlink w:history="1" w:anchor="_Toc113">
+            <w:r>
+              <w:t xml:space="preserve">Fluxograma</w:t>
+            </w:r>
+            <w:r>
+              <w:tab/>
+            </w:r>
+            <w:r>
+              <w:fldChar w:fldCharType="begin" w:dirty="true"/>
+              <w:instrText xml:space="preserve">PAGEREF _Toc113 \h</w:instrText>
+              <w:fldChar w:fldCharType="separate"/>
+              <w:fldChar w:fldCharType="end"/>
+            </w:r>
+          </w:hyperlink>
+        </w:p>
+        <w:p>
+          <w:pPr>
+            <w:pStyle w:val="TOC2"/>
+            <w:tabs>
+              <w:tab w:val="right" w:pos="9638" w:leader="dot"/>
+            </w:tabs>
+            <w:ind w:left="220"/>
+          </w:pPr>
+          <w:hyperlink w:history="1" w:anchor="_Toc114">
+            <w:r>
+              <w:t xml:space="preserve">Unidade</w:t>
+            </w:r>
+            <w:r>
+              <w:tab/>
+            </w:r>
+            <w:r>
+              <w:fldChar w:fldCharType="begin" w:dirty="true"/>
+              <w:instrText xml:space="preserve">PAGEREF _Toc114 \h</w:instrText>
+              <w:fldChar w:fldCharType="separate"/>
+              <w:fldChar w:fldCharType="end"/>
+            </w:r>
+          </w:hyperlink>
+        </w:p>
+        <w:p>
+          <w:pPr>
+            <w:pStyle w:val="TOC2"/>
+            <w:tabs>
+              <w:tab w:val="right" w:pos="9638" w:leader="dot"/>
+            </w:tabs>
+            <w:ind w:left="220"/>
+          </w:pPr>
+          <w:hyperlink w:history="1" w:anchor="_Toc115">
+            <w:r>
+              <w:t xml:space="preserve">Situações da solicitação</w:t>
+            </w:r>
+            <w:r>
+              <w:tab/>
+            </w:r>
+            <w:r>
+              <w:fldChar w:fldCharType="begin" w:dirty="true"/>
+              <w:instrText xml:space="preserve">PAGEREF _Toc115 \h</w:instrText>
+              <w:fldChar w:fldCharType="separate"/>
+              <w:fldChar w:fldCharType="end"/>
+            </w:r>
+          </w:hyperlink>
+        </w:p>
+        <w:p>
+          <w:pPr>
+            <w:pStyle w:val="TOC2"/>
+            <w:tabs>
+              <w:tab w:val="right" w:pos="9638" w:leader="dot"/>
+            </w:tabs>
+            <w:ind w:left="220"/>
+          </w:pPr>
+          <w:hyperlink w:history="1" w:anchor="_Toc116">
+            <w:r>
+              <w:t xml:space="preserve">Ações</w:t>
+            </w:r>
+            <w:r>
+              <w:tab/>
+            </w:r>
+            <w:r>
+              <w:fldChar w:fldCharType="begin" w:dirty="true"/>
+              <w:instrText xml:space="preserve">PAGEREF _Toc116 \h</w:instrText>
+              <w:fldChar w:fldCharType="separate"/>
+              <w:fldChar w:fldCharType="end"/>
+            </w:r>
+          </w:hyperlink>
+        </w:p>
+        <w:p>
+          <w:pPr>
+            <w:pStyle w:val="TOC2"/>
+            <w:tabs>
+              <w:tab w:val="right" w:pos="9638" w:leader="dot"/>
+            </w:tabs>
+            <w:ind w:left="220"/>
+          </w:pPr>
+          <w:hyperlink w:history="1" w:anchor="_Toc117">
+            <w:r>
+              <w:t xml:space="preserve">Quem pode receber solicitação</w:t>
+            </w:r>
+            <w:r>
+              <w:tab/>
+            </w:r>
+            <w:r>
+              <w:fldChar w:fldCharType="begin" w:dirty="true"/>
+              <w:instrText xml:space="preserve">PAGEREF _Toc117 \h</w:instrText>
+              <w:fldChar w:fldCharType="separate"/>
+              <w:fldChar w:fldCharType="end"/>
+            </w:r>
+          </w:hyperlink>
+        </w:p>
+        <w:p>
+          <w:pPr>
+            <w:pStyle w:val="TOC2"/>
+            <w:tabs>
+              <w:tab w:val="right" w:pos="9638" w:leader="dot"/>
+            </w:tabs>
+            <w:ind w:left="220"/>
+          </w:pPr>
+          <w:hyperlink w:history="1" w:anchor="_Toc118">
+            <w:r>
+              <w:t xml:space="preserve">Liberar a partir da solicitação (workflow Ações)</w:t>
+            </w:r>
+            <w:r>
+              <w:tab/>
+            </w:r>
+            <w:r>
+              <w:fldChar w:fldCharType="begin" w:dirty="true"/>
+              <w:instrText xml:space="preserve">PAGEREF _Toc118 \h</w:instrText>
+              <w:fldChar w:fldCharType="separate"/>
+              <w:fldChar w:fldCharType="end"/>
+            </w:r>
+          </w:hyperlink>
+        </w:p>
+        <w:p>
+          <w:pPr>
+            <w:pStyle w:val="TOC2"/>
+            <w:tabs>
+              <w:tab w:val="right" w:pos="9638" w:leader="dot"/>
+            </w:tabs>
+            <w:ind w:left="220"/>
+          </w:pPr>
+          <w:hyperlink w:history="1" w:anchor="_Toc119">
+            <w:r>
+              <w:t xml:space="preserve">Na tela</w:t>
+            </w:r>
+            <w:r>
+              <w:tab/>
+            </w:r>
+            <w:r>
+              <w:fldChar w:fldCharType="begin" w:dirty="true"/>
+              <w:instrText xml:space="preserve">PAGEREF _Toc119 \h</w:instrText>
               <w:fldChar w:fldCharType="separate"/>
               <w:fldChar w:fldCharType="end"/>
             </w:r>
@@ -386,11 +409,11 @@
         <w:pStyle w:val="Heading1"/>
         <w:pageBreakBefore/>
       </w:pPr>
-      <w:bookmarkStart w:name="_Toc103" w:id="103"/>
+      <w:bookmarkStart w:name="_Toc110" w:id="110"/>
       <w:r>
         <w:t xml:space="preserve">Workflow CNN Painel - Solicitações</w:t>
       </w:r>
-      <w:bookmarkEnd w:id="103"/>
+      <w:bookmarkEnd w:id="110"/>
     </w:p>
     <w:p>
       <w:pPr>
@@ -440,11 +463,11 @@
       <w:pPr>
         <w:pStyle w:val="Heading2"/>
       </w:pPr>
-      <w:bookmarkStart w:name="_Toc104" w:id="104"/>
+      <w:bookmarkStart w:name="_Toc111" w:id="111"/>
       <w:r>
         <w:t xml:space="preserve">Para que serve</w:t>
       </w:r>
-      <w:bookmarkEnd w:id="104"/>
+      <w:bookmarkEnd w:id="111"/>
     </w:p>
     <w:p>
       <w:pPr>
@@ -623,11 +646,11 @@
       <w:pPr>
         <w:pStyle w:val="Heading2"/>
       </w:pPr>
-      <w:bookmarkStart w:name="_Toc105" w:id="105"/>
+      <w:bookmarkStart w:name="_Toc112" w:id="112"/>
       <w:r>
         <w:t xml:space="preserve">Quando roda</w:t>
       </w:r>
-      <w:bookmarkEnd w:id="105"/>
+      <w:bookmarkEnd w:id="112"/>
     </w:p>
     <w:tbl>
       <w:tblPr>
@@ -1284,11 +1307,11 @@
       <w:pPr>
         <w:pStyle w:val="Heading2"/>
       </w:pPr>
-      <w:bookmarkStart w:name="_Toc106" w:id="106"/>
+      <w:bookmarkStart w:name="_Toc113" w:id="113"/>
       <w:r>
         <w:t xml:space="preserve">Fluxograma</w:t>
       </w:r>
-      <w:bookmarkEnd w:id="106"/>
+      <w:bookmarkEnd w:id="113"/>
     </w:p>
     <w:p>
       <w:pPr>
@@ -1300,7 +1323,7 @@
           <wp:inline distT="0" distB="0" distL="0" distR="0">
             <wp:extent cx="2333625" cy="7029450"/>
             <wp:effectExtent t="0" r="0" b="0" l="0"/>
-            <wp:docPr id="31" name="" descr="" title=""/>
+            <wp:docPr id="32" name="" descr="" title=""/>
             <wp:cNvGraphicFramePr>
               <a:graphicFrameLocks xmlns:a="http://schemas.openxmlformats.org/drawingml/2006/main" noChangeAspect="1"/>
             </wp:cNvGraphicFramePr>
@@ -1340,11 +1363,100 @@
       <w:pPr>
         <w:pStyle w:val="Heading2"/>
       </w:pPr>
-      <w:bookmarkStart w:name="_Toc107" w:id="107"/>
+      <w:bookmarkStart w:name="_Toc114" w:id="114"/>
+      <w:r>
+        <w:t xml:space="preserve">Unidade</w:t>
+      </w:r>
+      <w:bookmarkEnd w:id="114"/>
+    </w:p>
+    <w:p>
+      <w:pPr>
+        <w:spacing w:after="120"/>
+      </w:pPr>
+      <w:r>
+        <w:t xml:space="preserve">Toda solicitação é de uma unidade (</w:t>
+      </w:r>
+      <w:r>
+        <w:rPr>
+          <w:rFonts w:ascii="Consolas" w:cs="Consolas" w:eastAsia="Consolas" w:hAnsi="Consolas"/>
+          <w:color w:val="6A1BBF"/>
+          <w:sz w:val="18"/>
+          <w:szCs w:val="18"/>
+          <w:shd w:fill="F1ECFB" w:color="auto" w:val="clear"/>
+        </w:rPr>
+        <w:t xml:space="preserve">IdUnidade</w:t>
+      </w:r>
+      <w:r>
+        <w:t xml:space="preserve">). Listar, criar, aprovar, recusar e cancelar recebem </w:t>
+      </w:r>
+      <w:r>
+        <w:rPr>
+          <w:rFonts w:ascii="Consolas" w:cs="Consolas" w:eastAsia="Consolas" w:hAnsi="Consolas"/>
+          <w:color w:val="6A1BBF"/>
+          <w:sz w:val="18"/>
+          <w:szCs w:val="18"/>
+          <w:shd w:fill="F1ECFB" w:color="auto" w:val="clear"/>
+        </w:rPr>
+        <w:t xml:space="preserve">idUnidade</w:t>
+      </w:r>
+      <w:r>
+        <w:t xml:space="preserve"> e </w:t>
+      </w:r>
+      <w:r>
+        <w:rPr>
+          <w:rFonts w:ascii="Consolas" w:cs="Consolas" w:eastAsia="Consolas" w:hAnsi="Consolas"/>
+          <w:color w:val="6A1BBF"/>
+          <w:sz w:val="18"/>
+          <w:szCs w:val="18"/>
+          <w:shd w:fill="F1ECFB" w:color="auto" w:val="clear"/>
+        </w:rPr>
+        <w:t xml:space="preserve">codigoUnidade</w:t>
+      </w:r>
+      <w:r>
+        <w:t xml:space="preserve"> e só enxergam a unidade do pedido: um número de solicitação de outra unidade responde </w:t>
+      </w:r>
+      <w:r>
+        <w:rPr>
+          <w:rFonts w:ascii="Consolas" w:cs="Consolas" w:eastAsia="Consolas" w:hAnsi="Consolas"/>
+          <w:color w:val="6A1BBF"/>
+          <w:sz w:val="18"/>
+          <w:szCs w:val="18"/>
+          <w:shd w:fill="F1ECFB" w:color="auto" w:val="clear"/>
+        </w:rPr>
+        <w:t xml:space="preserve">NAO_ENCONTRADA</w:t>
+      </w:r>
+      <w:r>
+        <w:t xml:space="preserve">. A regra "uma solicitação aberta por paciente" vale </w:t>
+      </w:r>
+      <w:r>
+        <w:rPr>
+          <w:b/>
+          <w:bCs/>
+        </w:rPr>
+        <w:t xml:space="preserve">dentro de cada unidade</w:t>
+      </w:r>
+      <w:r>
+        <w:t xml:space="preserve">. Ver </w:t>
+      </w:r>
+      <w:r>
+        <w:rPr>
+          <w:color w:val="1C1FC8"/>
+        </w:rPr>
+        <w:t xml:space="preserve">unidades.md</w:t>
+      </w:r>
+      <w:r>
+        <w:t xml:space="preserve">.</w:t>
+      </w:r>
+    </w:p>
+    <w:p>
+      <w:pPr>
+        <w:pStyle w:val="Heading2"/>
+      </w:pPr>
+      <w:bookmarkStart w:name="_Toc115" w:id="115"/>
       <w:r>
         <w:t xml:space="preserve">Situações da solicitação</w:t>
       </w:r>
-      <w:bookmarkEnd w:id="107"/>
+      <w:bookmarkEnd w:id="115"/>
     </w:p>
     <w:p>
       <w:pPr>
@@ -1356,7 +1468,7 @@
           <wp:inline distT="0" distB="0" distL="0" distR="0">
             <wp:extent cx="5905500" cy="2962275"/>
             <wp:effectExtent t="0" r="0" b="0" l="0"/>
-            <wp:docPr id="32" name="" descr="" title=""/>
+            <wp:docPr id="33" name="" descr="" title=""/>
             <wp:cNvGraphicFramePr>
               <a:graphicFrameLocks xmlns:a="http://schemas.openxmlformats.org/drawingml/2006/main" noChangeAspect="1"/>
             </wp:cNvGraphicFramePr>
@@ -2080,11 +2192,11 @@
       <w:pPr>
         <w:pStyle w:val="Heading2"/>
       </w:pPr>
-      <w:bookmarkStart w:name="_Toc108" w:id="108"/>
+      <w:bookmarkStart w:name="_Toc116" w:id="116"/>
       <w:r>
         <w:t xml:space="preserve">Ações</w:t>
       </w:r>
-      <w:bookmarkEnd w:id="108"/>
+      <w:bookmarkEnd w:id="116"/>
     </w:p>
     <w:tbl>
       <w:tblPr>
@@ -3188,11 +3300,11 @@
       <w:pPr>
         <w:pStyle w:val="Heading2"/>
       </w:pPr>
-      <w:bookmarkStart w:name="_Toc109" w:id="109"/>
+      <w:bookmarkStart w:name="_Toc117" w:id="117"/>
       <w:r>
         <w:t xml:space="preserve">Quem pode receber solicitação</w:t>
       </w:r>
-      <w:bookmarkEnd w:id="109"/>
+      <w:bookmarkEnd w:id="117"/>
     </w:p>
     <w:p>
       <w:pPr>
@@ -3329,11 +3441,11 @@
       <w:pPr>
         <w:pStyle w:val="Heading2"/>
       </w:pPr>
-      <w:bookmarkStart w:name="_Toc110" w:id="110"/>
+      <w:bookmarkStart w:name="_Toc118" w:id="118"/>
       <w:r>
         <w:t xml:space="preserve">Liberar a partir da solicitação (workflow Ações)</w:t>
       </w:r>
-      <w:bookmarkEnd w:id="110"/>
+      <w:bookmarkEnd w:id="118"/>
     </w:p>
     <w:p>
       <w:pPr>
@@ -3657,11 +3769,11 @@
       <w:pPr>
         <w:pStyle w:val="Heading2"/>
       </w:pPr>
-      <w:bookmarkStart w:name="_Toc111" w:id="111"/>
+      <w:bookmarkStart w:name="_Toc119" w:id="119"/>
       <w:r>
         <w:t xml:space="preserve">Na tela</w:t>
       </w:r>
-      <w:bookmarkEnd w:id="111"/>
+      <w:bookmarkEnd w:id="119"/>
     </w:p>
     <w:p>
       <w:pPr>
